--- a/docs/AI-Stack-Advisor-DDD.docx
+++ b/docs/AI-Stack-Advisor-DDD.docx
@@ -72,7 +72,7 @@
           <w:sz w:val="20"/>
           <w:szCs w:val="20"/>
         </w:rPr>
-        <w:t xml:space="preserve">1.0</w:t>
+        <w:t xml:space="preserve">1.2</w:t>
       </w:r>
     </w:p>
     <w:p>
@@ -96,7 +96,7 @@
           <w:sz w:val="20"/>
           <w:szCs w:val="20"/>
         </w:rPr>
-        <w:t xml:space="preserve">Design only — no v2 code exists yet</w:t>
+        <w:t xml:space="preserve">Implemented — all v2 contexts (Analysis, Refinement, Sharing, Integration) built and tested, including RAG grounding for the Refinement Context</w:t>
       </w:r>
     </w:p>
     <w:p>
@@ -144,7 +144,7 @@
           <w:sz w:val="20"/>
           <w:szCs w:val="20"/>
         </w:rPr>
-        <w:t xml:space="preserve">August 6, 2026</w:t>
+        <w:t xml:space="preserve">August 8, 2026</w:t>
       </w:r>
     </w:p>
     <w:p>
@@ -945,7 +945,7 @@
           <w:sz w:val="21"/>
           <w:szCs w:val="21"/>
         </w:rPr>
-        <w:t xml:space="preserve">Owns the entire "requirement text in, recommendation out" logic — this is the reason the product exists, and it is exactly the v1 rule engine (detectSignals() plus the ~30 pickX() functions), unchanged, reused rather than reimplemented behind a service boundary. Upstream of both supporting subdomains.</w:t>
+        <w:t xml:space="preserve">Owns the entire "requirement text in, recommendation out" logic — this is the reason the product exists, and it is exactly the v1 rule engine (detectSignals() plus the 45 pickX() functions, up from ~30 after a two-round dimension-expansion pass), unchanged, reused rather than reimplemented behind a service boundary. Upstream of both supporting subdomains. A new adjacent asset — docs/use-case-knowledge-base/, a 12-file corpus written as RAG grounding content, not application code — is not itself part of this bounded context's runtime, but /api/refine and /api/ask (in the Refinement subdomain below) retrieve from it via app/retrieval.py, so its retrieval contract (00-INDEX-AND-INGESTION-GUIDE.md) is effectively a dependency of that subdomain.</w:t>
       </w:r>
     </w:p>
     <w:p>
@@ -2318,6 +2318,30 @@
     </w:lvl>
   </w:abstractNum>
   <w:abstractNum w:abstractNumId="3" w15:restartNumberingAfterBreak="0">
+    <w:multiLevelType w:val="hybridMultilevel"/>
+    <w:lvl w:ilvl="0" w15:tentative="1">
+      <w:start w:val="1"/>
+      <w:numFmt w:val="decimal"/>
+      <w:lvlText w:val="%1."/>
+      <w:lvlJc w:val="left"/>
+      <w:pPr>
+        <w:ind w:left="360" w:hanging="260"/>
+      </w:pPr>
+    </w:lvl>
+  </w:abstractNum>
+  <w:abstractNum w:abstractNumId="4" w15:restartNumberingAfterBreak="0">
+    <w:multiLevelType w:val="hybridMultilevel"/>
+    <w:lvl w:ilvl="0" w15:tentative="1">
+      <w:start w:val="1"/>
+      <w:numFmt w:val="decimal"/>
+      <w:lvlText w:val="%1."/>
+      <w:lvlJc w:val="left"/>
+      <w:pPr>
+        <w:ind w:left="360" w:hanging="260"/>
+      </w:pPr>
+    </w:lvl>
+  </w:abstractNum>
+  <w:abstractNum w:abstractNumId="5" w15:restartNumberingAfterBreak="0">
     <w:multiLevelType w:val="hybridMultilevel"/>
     <w:lvl w:ilvl="0" w15:tentative="1">
       <w:start w:val="1"/>

--- a/docs/AI-Stack-Advisor-DDD.docx
+++ b/docs/AI-Stack-Advisor-DDD.docx
@@ -144,7 +144,7 @@
           <w:sz w:val="20"/>
           <w:szCs w:val="20"/>
         </w:rPr>
-        <w:t xml:space="preserve">August 8, 2026</w:t>
+        <w:t xml:space="preserve">August 14, 2026</w:t>
       </w:r>
     </w:p>
     <w:p>

--- a/docs/AI-Stack-Advisor-DDD.docx
+++ b/docs/AI-Stack-Advisor-DDD.docx
@@ -72,7 +72,7 @@
           <w:sz w:val="20"/>
           <w:szCs w:val="20"/>
         </w:rPr>
-        <w:t xml:space="preserve">1.2</w:t>
+        <w:t xml:space="preserve">1.3</w:t>
       </w:r>
     </w:p>
     <w:p>
@@ -144,7 +144,7 @@
           <w:sz w:val="20"/>
           <w:szCs w:val="20"/>
         </w:rPr>
-        <w:t xml:space="preserve">August 14, 2026</w:t>
+        <w:t xml:space="preserve">August 30, 2026</w:t>
       </w:r>
     </w:p>
     <w:p>
@@ -1311,6 +1311,89 @@
     </w:p>
     <w:p>
       <w:pPr>
+        <w:pStyle w:val="Heading2"/>
+        <w:spacing w:after="120" w:before="280"/>
+      </w:pPr>
+      <w:r>
+        <w:rPr>
+          <w:b/>
+          <w:bCs/>
+          <w:color w:val="2E5C8A"/>
+          <w:sz w:val="24"/>
+          <w:szCs w:val="24"/>
+        </w:rPr>
+        <w:t xml:space="preserve">4.5 Disagreement (aggregate root — Refinement Context)</w:t>
+      </w:r>
+    </w:p>
+    <w:p>
+      <w:pPr>
+        <w:spacing w:after="160" w:line="276"/>
+      </w:pPr>
+      <w:r>
+        <w:rPr>
+          <w:i/>
+          <w:iCs/>
+          <w:color w:val="5B6B7C"/>
+          <w:sz w:val="19"/>
+          <w:szCs w:val="19"/>
+        </w:rPr>
+        <w:t xml:space="preserve">Added later session for the "Challenge This Pick" widget (PRD FR-44) — the first real instrumentation for BRD Section 7's disagreement-rate metric. Placed in the Refinement Context, not a new context of its own: both RefinementResult and Disagreement are "a second opinion on a pick," one from an LLM and one from a human, so they share a bounded context rather than inventing a fourth.</w:t>
+      </w:r>
+    </w:p>
+    <w:p>
+      <w:pPr>
+        <w:pStyle w:val="ListParagraph"/>
+        <w:numPr>
+          <w:ilvl w:val="0"/>
+          <w:numId w:val="2"/>
+        </w:numPr>
+        <w:spacing w:after="90" w:line="264"/>
+      </w:pPr>
+      <w:r>
+        <w:rPr>
+          <w:b/>
+          <w:bCs/>
+          <w:sz w:val="21"/>
+          <w:szCs w:val="21"/>
+        </w:rPr>
+        <w:t xml:space="preserve">Invariant: </w:t>
+      </w:r>
+      <w:r>
+        <w:rPr>
+          <w:sz w:val="21"/>
+          <w:szCs w:val="21"/>
+        </w:rPr>
+        <w:t xml:space="preserve">append-only, same rationale as RefinementResult (Section 4.2) — a disagreement is a fact about a moment; editing it later would corrupt the rate calculation, not just the record. No update/delete route exists.</w:t>
+      </w:r>
+    </w:p>
+    <w:p>
+      <w:pPr>
+        <w:pStyle w:val="ListParagraph"/>
+        <w:numPr>
+          <w:ilvl w:val="0"/>
+          <w:numId w:val="2"/>
+        </w:numPr>
+        <w:spacing w:after="90" w:line="264"/>
+      </w:pPr>
+      <w:r>
+        <w:rPr>
+          <w:b/>
+          <w:bCs/>
+          <w:sz w:val="21"/>
+          <w:szCs w:val="21"/>
+        </w:rPr>
+        <w:t xml:space="preserve">Boundary: </w:t>
+      </w:r>
+      <w:r>
+        <w:rPr>
+          <w:sz w:val="21"/>
+          <w:szCs w:val="21"/>
+        </w:rPr>
+        <w:t xml:space="preserve">references an analysis_id but is not a child Analysis owns internally, matching every other aggregate's relationship to Analysis in this document. Requires the referenced Analysis to already exist server-side — the client never creates an Analysis row purely to log a disagreement about it; a disagreement about an Analysis that was never persisted stays client-side-only (localStorage), consistent with NFR-1.</w:t>
+      </w:r>
+    </w:p>
+    <w:p>
+      <w:pPr>
         <w:pStyle w:val="Heading1"/>
         <w:pBdr>
           <w:bottom w:val="single" w:color="1F3B57" w:sz="6" w:space="4"/>
@@ -1949,6 +2032,89 @@
                 <w:szCs w:val="19"/>
               </w:rPr>
               <w:t xml:space="preserve">An external MCP client called recommend_stack()</w:t>
+            </w:r>
+          </w:p>
+        </w:tc>
+      </w:tr>
+      <w:tr>
+        <w:tc>
+          <w:tcPr>
+            <w:tcW w:type="dxa" w:w="2600"/>
+            <w:tcMar>
+              <w:top w:type="dxa" w:w="80"/>
+              <w:left w:type="dxa" w:w="100"/>
+              <w:bottom w:type="dxa" w:w="80"/>
+              <w:right w:type="dxa" w:w="100"/>
+            </w:tcMar>
+            <w:vAlign w:val="center"/>
+          </w:tcPr>
+          <w:p>
+            <w:pPr>
+              <w:jc w:val="left"/>
+            </w:pPr>
+            <w:r>
+              <w:rPr>
+                <w:b w:val="false"/>
+                <w:bCs w:val="false"/>
+                <w:color w:val="000000"/>
+                <w:sz w:val="19"/>
+                <w:szCs w:val="19"/>
+              </w:rPr>
+              <w:t xml:space="preserve">DisagreementLogged</w:t>
+            </w:r>
+          </w:p>
+        </w:tc>
+        <w:tc>
+          <w:tcPr>
+            <w:tcW w:type="dxa" w:w="2200"/>
+            <w:tcMar>
+              <w:top w:type="dxa" w:w="80"/>
+              <w:left w:type="dxa" w:w="100"/>
+              <w:bottom w:type="dxa" w:w="80"/>
+              <w:right w:type="dxa" w:w="100"/>
+            </w:tcMar>
+            <w:vAlign w:val="center"/>
+          </w:tcPr>
+          <w:p>
+            <w:pPr>
+              <w:jc w:val="left"/>
+            </w:pPr>
+            <w:r>
+              <w:rPr>
+                <w:b w:val="false"/>
+                <w:bCs w:val="false"/>
+                <w:color w:val="000000"/>
+                <w:sz w:val="19"/>
+                <w:szCs w:val="19"/>
+              </w:rPr>
+              <w:t xml:space="preserve">Refinement Context</w:t>
+            </w:r>
+          </w:p>
+        </w:tc>
+        <w:tc>
+          <w:tcPr>
+            <w:tcW w:type="dxa" w:w="4200"/>
+            <w:tcMar>
+              <w:top w:type="dxa" w:w="80"/>
+              <w:left w:type="dxa" w:w="100"/>
+              <w:bottom w:type="dxa" w:w="80"/>
+              <w:right w:type="dxa" w:w="100"/>
+            </w:tcMar>
+            <w:vAlign w:val="center"/>
+          </w:tcPr>
+          <w:p>
+            <w:pPr>
+              <w:jc w:val="left"/>
+            </w:pPr>
+            <w:r>
+              <w:rPr>
+                <w:b w:val="false"/>
+                <w:bCs w:val="false"/>
+                <w:color w:val="000000"/>
+                <w:sz w:val="19"/>
+                <w:szCs w:val="19"/>
+              </w:rPr>
+              <w:t xml:space="preserve">A user stated a preferred alternative to a specific pick and why, on an Analysis that already exists server-side</w:t>
             </w:r>
           </w:p>
         </w:tc>

--- a/docs/AI-Stack-Advisor-DDD.docx
+++ b/docs/AI-Stack-Advisor-DDD.docx
@@ -72,7 +72,7 @@
           <w:sz w:val="20"/>
           <w:szCs w:val="20"/>
         </w:rPr>
-        <w:t xml:space="preserve">1.3</w:t>
+        <w:t xml:space="preserve">1.4</w:t>
       </w:r>
     </w:p>
     <w:p>
@@ -144,7 +144,7 @@
           <w:sz w:val="20"/>
           <w:szCs w:val="20"/>
         </w:rPr>
-        <w:t xml:space="preserve">August 30, 2026</w:t>
+        <w:t xml:space="preserve">September 1, 2026</w:t>
       </w:r>
     </w:p>
     <w:p>
@@ -1394,6 +1394,141 @@
     </w:p>
     <w:p>
       <w:pPr>
+        <w:pStyle w:val="Heading2"/>
+        <w:spacing w:after="120" w:before="280"/>
+      </w:pPr>
+      <w:r>
+        <w:rPr>
+          <w:b/>
+          <w:bCs/>
+          <w:color w:val="2E5C8A"/>
+          <w:sz w:val="24"/>
+          <w:szCs w:val="24"/>
+        </w:rPr>
+        <w:t xml:space="preserve">4.6 HarnessFeedback (aggregate root — its own context)</w:t>
+      </w:r>
+    </w:p>
+    <w:p>
+      <w:pPr>
+        <w:spacing w:after="160" w:line="276"/>
+      </w:pPr>
+      <w:r>
+        <w:rPr>
+          <w:i/>
+          <w:iCs/>
+          <w:color w:val="5B6B7C"/>
+          <w:sz w:val="19"/>
+          <w:szCs w:val="19"/>
+        </w:rPr>
+        <w:t xml:space="preserve">Added for the Harness Readiness feedback capture (PRD FR-57). The only aggregate in this document with NO relationship to Analysis, deliberately: a harness self-audit scores a team's own development process, which is not a product requirement, so there is no Analysis for it to reference and none should be created to give it one. Forcing an Analysis row into existence purely to hang this off would corrupt the meaning of that table and every metric derived from it.</w:t>
+      </w:r>
+    </w:p>
+    <w:p>
+      <w:pPr>
+        <w:pStyle w:val="ListParagraph"/>
+        <w:numPr>
+          <w:ilvl w:val="0"/>
+          <w:numId w:val="2"/>
+        </w:numPr>
+        <w:spacing w:after="90" w:line="264"/>
+      </w:pPr>
+      <w:r>
+        <w:rPr>
+          <w:b/>
+          <w:bCs/>
+          <w:sz w:val="21"/>
+          <w:szCs w:val="21"/>
+        </w:rPr>
+        <w:t xml:space="preserve">Invariant: </w:t>
+      </w:r>
+      <w:r>
+        <w:rPr>
+          <w:sz w:val="21"/>
+          <w:szCs w:val="21"/>
+        </w:rPr>
+        <w:t xml:space="preserve">append-only, same rationale as RefinementResult (4.2) and Disagreement (4.5) — feedback is a fact about a moment. No update/delete route exists.</w:t>
+      </w:r>
+    </w:p>
+    <w:p>
+      <w:pPr>
+        <w:pStyle w:val="ListParagraph"/>
+        <w:numPr>
+          <w:ilvl w:val="0"/>
+          <w:numId w:val="2"/>
+        </w:numPr>
+        <w:spacing w:after="90" w:line="264"/>
+      </w:pPr>
+      <w:r>
+        <w:rPr>
+          <w:b/>
+          <w:bCs/>
+          <w:sz w:val="21"/>
+          <w:szCs w:val="21"/>
+        </w:rPr>
+        <w:t xml:space="preserve">Invariant: </w:t>
+      </w:r>
+      <w:r>
+        <w:rPr>
+          <w:sz w:val="21"/>
+          <w:szCs w:val="21"/>
+        </w:rPr>
+        <w:t xml:space="preserve">carries the audit score and per-component answers alongside the comment. The comment is close to unreadable without them — the same words from a team scoring 14/15 and one scoring 2/15 mean different things — so they are part of the aggregate rather than a separate lookup.</w:t>
+      </w:r>
+    </w:p>
+    <w:p>
+      <w:pPr>
+        <w:pStyle w:val="ListParagraph"/>
+        <w:numPr>
+          <w:ilvl w:val="0"/>
+          <w:numId w:val="2"/>
+        </w:numPr>
+        <w:spacing w:after="90" w:line="264"/>
+      </w:pPr>
+      <w:r>
+        <w:rPr>
+          <w:b/>
+          <w:bCs/>
+          <w:sz w:val="21"/>
+          <w:szCs w:val="21"/>
+        </w:rPr>
+        <w:t xml:space="preserve">Boundary: </w:t>
+      </w:r>
+      <w:r>
+        <w:rPr>
+          <w:sz w:val="21"/>
+          <w:szCs w:val="21"/>
+        </w:rPr>
+        <w:t xml:space="preserve">no foreign key at all, unlike every other aggregate here. The closest precedent is McpInvocation (4.4), whose analysis_id is nullable for a related reason — a record that is legitimately created before, or entirely without, an Analysis.</w:t>
+      </w:r>
+    </w:p>
+    <w:p>
+      <w:pPr>
+        <w:pStyle w:val="ListParagraph"/>
+        <w:numPr>
+          <w:ilvl w:val="0"/>
+          <w:numId w:val="2"/>
+        </w:numPr>
+        <w:spacing w:after="90" w:line="264"/>
+      </w:pPr>
+      <w:r>
+        <w:rPr>
+          <w:b/>
+          <w:bCs/>
+          <w:sz w:val="21"/>
+          <w:szCs w:val="21"/>
+        </w:rPr>
+        <w:t xml:space="preserve">Note: </w:t>
+      </w:r>
+      <w:r>
+        <w:rPr>
+          <w:sz w:val="21"/>
+          <w:szCs w:val="21"/>
+        </w:rPr>
+        <w:t xml:space="preserve">written only on an explicit user action, never as background telemetry, and best-effort — an unreachable backend degrades to a thank-you rather than an error, consistent with NFR-5.</w:t>
+      </w:r>
+    </w:p>
+    <w:p>
+      <w:pPr>
         <w:pStyle w:val="Heading1"/>
         <w:pBdr>
           <w:bottom w:val="single" w:color="1F3B57" w:sz="6" w:space="4"/>
@@ -2115,6 +2250,92 @@
                 <w:szCs w:val="19"/>
               </w:rPr>
               <w:t xml:space="preserve">A user stated a preferred alternative to a specific pick and why, on an Analysis that already exists server-side</w:t>
+            </w:r>
+          </w:p>
+        </w:tc>
+      </w:tr>
+      <w:tr>
+        <w:tc>
+          <w:tcPr>
+            <w:tcW w:type="dxa" w:w="2600"/>
+            <w:shd w:fill="EAF0F6" w:val="clear"/>
+            <w:tcMar>
+              <w:top w:type="dxa" w:w="80"/>
+              <w:left w:type="dxa" w:w="100"/>
+              <w:bottom w:type="dxa" w:w="80"/>
+              <w:right w:type="dxa" w:w="100"/>
+            </w:tcMar>
+            <w:vAlign w:val="center"/>
+          </w:tcPr>
+          <w:p>
+            <w:pPr>
+              <w:jc w:val="left"/>
+            </w:pPr>
+            <w:r>
+              <w:rPr>
+                <w:b w:val="false"/>
+                <w:bCs w:val="false"/>
+                <w:color w:val="000000"/>
+                <w:sz w:val="19"/>
+                <w:szCs w:val="19"/>
+              </w:rPr>
+              <w:t xml:space="preserve">HarnessFeedbackSubmitted</w:t>
+            </w:r>
+          </w:p>
+        </w:tc>
+        <w:tc>
+          <w:tcPr>
+            <w:tcW w:type="dxa" w:w="2200"/>
+            <w:shd w:fill="EAF0F6" w:val="clear"/>
+            <w:tcMar>
+              <w:top w:type="dxa" w:w="80"/>
+              <w:left w:type="dxa" w:w="100"/>
+              <w:bottom w:type="dxa" w:w="80"/>
+              <w:right w:type="dxa" w:w="100"/>
+            </w:tcMar>
+            <w:vAlign w:val="center"/>
+          </w:tcPr>
+          <w:p>
+            <w:pPr>
+              <w:jc w:val="left"/>
+            </w:pPr>
+            <w:r>
+              <w:rPr>
+                <w:b w:val="false"/>
+                <w:bCs w:val="false"/>
+                <w:color w:val="000000"/>
+                <w:sz w:val="19"/>
+                <w:szCs w:val="19"/>
+              </w:rPr>
+              <w:t xml:space="preserve">Harness Feedback Context</w:t>
+            </w:r>
+          </w:p>
+        </w:tc>
+        <w:tc>
+          <w:tcPr>
+            <w:tcW w:type="dxa" w:w="4200"/>
+            <w:shd w:fill="EAF0F6" w:val="clear"/>
+            <w:tcMar>
+              <w:top w:type="dxa" w:w="80"/>
+              <w:left w:type="dxa" w:w="100"/>
+              <w:bottom w:type="dxa" w:w="80"/>
+              <w:right w:type="dxa" w:w="100"/>
+            </w:tcMar>
+            <w:vAlign w:val="center"/>
+          </w:tcPr>
+          <w:p>
+            <w:pPr>
+              <w:jc w:val="left"/>
+            </w:pPr>
+            <w:r>
+              <w:rPr>
+                <w:b w:val="false"/>
+                <w:bCs w:val="false"/>
+                <w:color w:val="000000"/>
+                <w:sz w:val="19"/>
+                <w:szCs w:val="19"/>
+              </w:rPr>
+              <w:t xml:space="preserve">A user rated a completed harness self-audit, with the score and per-component answers that produced it</w:t>
             </w:r>
           </w:p>
         </w:tc>
